--- a/public/Ahmed_Landscape Engineer_CV .docx
+++ b/public/Ahmed_Landscape Engineer_CV .docx
@@ -14,8 +14,8 @@
         <w:tblLook w:val="04A0" w:firstRow="1" w:lastRow="0" w:firstColumn="1" w:lastColumn="0" w:noHBand="0" w:noVBand="1"/>
       </w:tblPr>
       <w:tblGrid>
-        <w:gridCol w:w="5765"/>
-        <w:gridCol w:w="5035"/>
+        <w:gridCol w:w="6215"/>
+        <w:gridCol w:w="4585"/>
       </w:tblGrid>
       <w:tr>
         <w:trPr>
@@ -23,7 +23,7 @@
         </w:trPr>
         <w:tc>
           <w:tcPr>
-            <w:tcW w:w="5765" w:type="dxa"/>
+            <w:tcW w:w="6215" w:type="dxa"/>
             <w:tcMar>
               <w:top w:w="100" w:type="dxa"/>
               <w:left w:w="0" w:type="dxa"/>
@@ -46,7 +46,17 @@
                 <w:sz w:val="22"/>
                 <w:szCs w:val="28"/>
               </w:rPr>
-              <w:t xml:space="preserve">Senior </w:t>
+              <w:t>Project Manager</w:t>
+            </w:r>
+            <w:r>
+              <w:rPr>
+                <w:b/>
+                <w:bCs/>
+                <w:color w:val="auto"/>
+                <w:sz w:val="22"/>
+                <w:szCs w:val="28"/>
+              </w:rPr>
+              <w:t xml:space="preserve"> </w:t>
             </w:r>
             <w:r>
               <w:rPr>
@@ -118,7 +128,7 @@
         </w:tc>
         <w:tc>
           <w:tcPr>
-            <w:tcW w:w="5035" w:type="dxa"/>
+            <w:tcW w:w="4585" w:type="dxa"/>
             <w:tcMar>
               <w:top w:w="58" w:type="dxa"/>
               <w:left w:w="58" w:type="dxa"/>
@@ -222,7 +232,21 @@
                   <w:rStyle w:val="Hyperlink"/>
                   <w:color w:val="000000" w:themeColor="text1"/>
                 </w:rPr>
-                <w:t>Web Portfolio</w:t>
+                <w:t>Web Po</w:t>
+              </w:r>
+              <w:r>
+                <w:rPr>
+                  <w:rStyle w:val="Hyperlink"/>
+                  <w:color w:val="000000" w:themeColor="text1"/>
+                </w:rPr>
+                <w:t>r</w:t>
+              </w:r>
+              <w:r>
+                <w:rPr>
+                  <w:rStyle w:val="Hyperlink"/>
+                  <w:color w:val="000000" w:themeColor="text1"/>
+                </w:rPr>
+                <w:t>tfolio</w:t>
               </w:r>
             </w:hyperlink>
             <w:r>
